--- a/deliverables/Реестр требований - pulse!.docx
+++ b/deliverables/Реестр требований - pulse!.docx
@@ -237,7 +237,7 @@
                 <w:rFonts w:ascii="Calibri" w:hAnsi="Calibri"/>
                 <w:sz w:val="16"/>
               </w:rPr>
-              <w:t>Запрос инициатора; интервью с игроками - TBD</w:t>
+              <w:t>Запрос команды; интервью с игроками еще не проведено</w:t>
             </w:r>
           </w:p>
         </w:tc>
@@ -479,7 +479,7 @@
                 <w:rFonts w:ascii="Calibri" w:hAnsi="Calibri"/>
                 <w:sz w:val="16"/>
               </w:rPr>
-              <w:t>Идея инициатора; тренеры/игроки - TBD</w:t>
+              <w:t>Идея команды; мнение тренеров и игроков еще не собрано</w:t>
             </w:r>
           </w:p>
         </w:tc>
@@ -825,7 +825,7 @@
                 <w:rFonts w:ascii="Calibri" w:hAnsi="Calibri"/>
                 <w:sz w:val="16"/>
               </w:rPr>
-              <w:t>Модель pass используется как обученная только если ее Brier score на отложенных картах ниже baseline; иначе показывается предварительный прогноз.</w:t>
+              <w:t>Обученная модель прохождения используется только если ее Brier score на новых картах лучше простой оценки по прошлым играм; иначе показывается предварительный прогноз.</w:t>
             </w:r>
           </w:p>
         </w:tc>
@@ -876,7 +876,7 @@
                 <w:rFonts w:ascii="Calibri" w:hAnsi="Calibri"/>
                 <w:sz w:val="16"/>
               </w:rPr>
-              <w:t>Проверить обе ветки на наборах, где модель лучше и хуже baseline; статус виден игроку.</w:t>
+              <w:t>Проверить случаи, когда модель лучше и хуже простой оценки; статус виден игроку.</w:t>
             </w:r>
           </w:p>
         </w:tc>
@@ -1309,7 +1309,7 @@
                 <w:rFonts w:ascii="Calibri" w:hAnsi="Calibri"/>
                 <w:sz w:val="16"/>
               </w:rPr>
-              <w:t>Качество pass измеряется Brier score на будущих попытках и сравнивается с частотой проходов игрока.</w:t>
+              <w:t>Качество прогноза прохождения измеряется Brier score на будущих попытках и сравнивается с прошлой долей проходов игрока.</w:t>
             </w:r>
           </w:p>
         </w:tc>
@@ -1360,7 +1360,7 @@
                 <w:rFonts w:ascii="Calibri" w:hAnsi="Calibri"/>
                 <w:sz w:val="16"/>
               </w:rPr>
-              <w:t>В отчете есть период проверки, размер выборки, Brier модели и baseline.</w:t>
+              <w:t>В отчете есть период проверки, число попыток, Brier модели и простой оценки.</w:t>
             </w:r>
           </w:p>
         </w:tc>
@@ -1430,7 +1430,7 @@
                 <w:rFonts w:ascii="Calibri" w:hAnsi="Calibri"/>
                 <w:sz w:val="16"/>
               </w:rPr>
-              <w:t>Качество accuracy измеряется MAE на будущих пройденных попытках и сравнивается со средним accuracy игрока.</w:t>
+              <w:t>Качество прогноза точности измеряется MAE на будущих пройденных попытках и сравнивается со средней точностью игрока.</w:t>
             </w:r>
           </w:p>
         </w:tc>
@@ -1481,7 +1481,7 @@
                 <w:rFonts w:ascii="Calibri" w:hAnsi="Calibri"/>
                 <w:sz w:val="16"/>
               </w:rPr>
-              <w:t>В отчете есть MAE модели и baseline на тех же попытках.</w:t>
+              <w:t>В отчете есть MAE модели и простой оценки на тех же попытках.</w:t>
             </w:r>
           </w:p>
         </w:tc>
@@ -1999,7 +1999,7 @@
     </w:p>
     <w:p>
       <w:r>
-        <w:t>После интервью уточнить названия скиллсетов, шкалу персональной сложности, допустимую ошибку прогноза и выборку пилота. Новое требование добавлять с отдельным ID и связью с ТЗ и тестом. Приоритеты пересматривать вместе с учебным заказчиком.</w:t>
+        <w:t>После интервью уточнить названия навыков, шкалу персональной сложности, допустимую ошибку прогноза и число участников проверки. Новое требование добавлять с отдельным ID и связью с ТЗ и тестом. Приоритеты обсудить с преподавателем.</w:t>
       </w:r>
     </w:p>
     <w:sectPr>

--- a/deliverables/Реестр требований - pulse!.docx
+++ b/deliverables/Реестр требований - pulse!.docx
@@ -17,7 +17,7 @@
     </w:p>
     <w:p>
       <w:r>
-        <w:t>Версия 0.2 от 17.10.2026. Ответственный за реестр: Ляхов Я.П.. Статус - черновик для интервью и согласования ТЗ. Первичный файл 'Интервью и требования - pulse!.docx' остается историей сбора требований. Здесь REQ-05 разделен на pass и accuracy: accuracy получила ID REQ-09.</w:t>
+        <w:t>Версия 0.2 от 17.10.2026. Реестр ведет руководитель проекта; за выполнение каждого требования отвечает роль из таблицы. Статус - черновик для интервью и согласования ТЗ. Здесь REQ-05 разделен на pass и accuracy: accuracy получила ID REQ-09.</w:t>
       </w:r>
     </w:p>
     <w:p>
@@ -60,24 +60,6 @@
                 <w:sz w:val="16"/>
               </w:rPr>
               <w:t>ID</w:t>
-            </w:r>
-          </w:p>
-        </w:tc>
-        <w:tc>
-          <w:tcPr>
-            <w:tcW w:type="dxa" w:w="2114"/>
-          </w:tcPr>
-          <w:p>
-            <w:pPr>
-              <w:spacing w:after="40"/>
-            </w:pPr>
-            <w:r>
-              <w:rPr>
-                <w:rFonts w:ascii="Calibri" w:hAnsi="Calibri"/>
-                <w:b/>
-                <w:sz w:val="16"/>
-              </w:rPr>
-              <w:t>Тип</w:t>
             </w:r>
           </w:p>
         </w:tc>
@@ -171,6 +153,24 @@
             </w:r>
           </w:p>
         </w:tc>
+        <w:tc>
+          <w:tcPr>
+            <w:tcW w:type="dxa" w:w="2114"/>
+          </w:tcPr>
+          <w:p>
+            <w:pPr>
+              <w:spacing w:after="40"/>
+            </w:pPr>
+            <w:r>
+              <w:rPr>
+                <w:rFonts w:ascii="Calibri" w:hAnsi="Calibri"/>
+                <w:b/>
+                <w:sz w:val="16"/>
+              </w:rPr>
+              <w:t>Ответственная роль</w:t>
+            </w:r>
+          </w:p>
+        </w:tc>
       </w:tr>
       <w:tr>
         <w:tc>
@@ -187,23 +187,6 @@
                 <w:sz w:val="16"/>
               </w:rPr>
               <w:t>REQ-01</w:t>
-            </w:r>
-          </w:p>
-        </w:tc>
-        <w:tc>
-          <w:tcPr>
-            <w:tcW w:type="dxa" w:w="2114"/>
-          </w:tcPr>
-          <w:p>
-            <w:pPr>
-              <w:spacing w:after="40"/>
-            </w:pPr>
-            <w:r>
-              <w:rPr>
-                <w:rFonts w:ascii="Calibri" w:hAnsi="Calibri"/>
-                <w:sz w:val="16"/>
-              </w:rPr>
-              <w:t>Пользовательское</w:t>
             </w:r>
           </w:p>
         </w:tc>
@@ -292,6 +275,23 @@
             </w:r>
           </w:p>
         </w:tc>
+        <w:tc>
+          <w:tcPr>
+            <w:tcW w:type="dxa" w:w="2114"/>
+          </w:tcPr>
+          <w:p>
+            <w:pPr>
+              <w:spacing w:after="40"/>
+            </w:pPr>
+            <w:r>
+              <w:rPr>
+                <w:rFonts w:ascii="Calibri" w:hAnsi="Calibri"/>
+                <w:sz w:val="16"/>
+              </w:rPr>
+              <w:t>Разработка</w:t>
+            </w:r>
+          </w:p>
+        </w:tc>
       </w:tr>
       <w:tr>
         <w:tc>
@@ -308,23 +308,6 @@
                 <w:sz w:val="16"/>
               </w:rPr>
               <w:t>REQ-02</w:t>
-            </w:r>
-          </w:p>
-        </w:tc>
-        <w:tc>
-          <w:tcPr>
-            <w:tcW w:type="dxa" w:w="2114"/>
-          </w:tcPr>
-          <w:p>
-            <w:pPr>
-              <w:spacing w:after="40"/>
-            </w:pPr>
-            <w:r>
-              <w:rPr>
-                <w:rFonts w:ascii="Calibri" w:hAnsi="Calibri"/>
-                <w:sz w:val="16"/>
-              </w:rPr>
-              <w:t>Функциональное</w:t>
             </w:r>
           </w:p>
         </w:tc>
@@ -413,6 +396,23 @@
             </w:r>
           </w:p>
         </w:tc>
+        <w:tc>
+          <w:tcPr>
+            <w:tcW w:type="dxa" w:w="2114"/>
+          </w:tcPr>
+          <w:p>
+            <w:pPr>
+              <w:spacing w:after="40"/>
+            </w:pPr>
+            <w:r>
+              <w:rPr>
+                <w:rFonts w:ascii="Calibri" w:hAnsi="Calibri"/>
+                <w:sz w:val="16"/>
+              </w:rPr>
+              <w:t>Разработка</w:t>
+            </w:r>
+          </w:p>
+        </w:tc>
       </w:tr>
       <w:tr>
         <w:tc>
@@ -429,23 +429,6 @@
                 <w:sz w:val="16"/>
               </w:rPr>
               <w:t>REQ-03</w:t>
-            </w:r>
-          </w:p>
-        </w:tc>
-        <w:tc>
-          <w:tcPr>
-            <w:tcW w:type="dxa" w:w="2114"/>
-          </w:tcPr>
-          <w:p>
-            <w:pPr>
-              <w:spacing w:after="40"/>
-            </w:pPr>
-            <w:r>
-              <w:rPr>
-                <w:rFonts w:ascii="Calibri" w:hAnsi="Calibri"/>
-                <w:sz w:val="16"/>
-              </w:rPr>
-              <w:t>Функциональное</w:t>
             </w:r>
           </w:p>
         </w:tc>
@@ -534,6 +517,23 @@
             </w:r>
           </w:p>
         </w:tc>
+        <w:tc>
+          <w:tcPr>
+            <w:tcW w:type="dxa" w:w="2114"/>
+          </w:tcPr>
+          <w:p>
+            <w:pPr>
+              <w:spacing w:after="40"/>
+            </w:pPr>
+            <w:r>
+              <w:rPr>
+                <w:rFonts w:ascii="Calibri" w:hAnsi="Calibri"/>
+                <w:sz w:val="16"/>
+              </w:rPr>
+              <w:t>Данные и модели</w:t>
+            </w:r>
+          </w:p>
+        </w:tc>
       </w:tr>
       <w:tr>
         <w:tc>
@@ -550,23 +550,6 @@
                 <w:sz w:val="16"/>
               </w:rPr>
               <w:t>REQ-04</w:t>
-            </w:r>
-          </w:p>
-        </w:tc>
-        <w:tc>
-          <w:tcPr>
-            <w:tcW w:type="dxa" w:w="2114"/>
-          </w:tcPr>
-          <w:p>
-            <w:pPr>
-              <w:spacing w:after="40"/>
-            </w:pPr>
-            <w:r>
-              <w:rPr>
-                <w:rFonts w:ascii="Calibri" w:hAnsi="Calibri"/>
-                <w:sz w:val="16"/>
-              </w:rPr>
-              <w:t>Функциональное</w:t>
             </w:r>
           </w:p>
         </w:tc>
@@ -655,6 +638,23 @@
             </w:r>
           </w:p>
         </w:tc>
+        <w:tc>
+          <w:tcPr>
+            <w:tcW w:type="dxa" w:w="2114"/>
+          </w:tcPr>
+          <w:p>
+            <w:pPr>
+              <w:spacing w:after="40"/>
+            </w:pPr>
+            <w:r>
+              <w:rPr>
+                <w:rFonts w:ascii="Calibri" w:hAnsi="Calibri"/>
+                <w:sz w:val="16"/>
+              </w:rPr>
+              <w:t>Данные и модели</w:t>
+            </w:r>
+          </w:p>
+        </w:tc>
       </w:tr>
       <w:tr>
         <w:tc>
@@ -671,23 +671,6 @@
                 <w:sz w:val="16"/>
               </w:rPr>
               <w:t>REQ-05</w:t>
-            </w:r>
-          </w:p>
-        </w:tc>
-        <w:tc>
-          <w:tcPr>
-            <w:tcW w:type="dxa" w:w="2114"/>
-          </w:tcPr>
-          <w:p>
-            <w:pPr>
-              <w:spacing w:after="40"/>
-            </w:pPr>
-            <w:r>
-              <w:rPr>
-                <w:rFonts w:ascii="Calibri" w:hAnsi="Calibri"/>
-                <w:sz w:val="16"/>
-              </w:rPr>
-              <w:t>Функциональное</w:t>
             </w:r>
           </w:p>
         </w:tc>
@@ -776,6 +759,23 @@
             </w:r>
           </w:p>
         </w:tc>
+        <w:tc>
+          <w:tcPr>
+            <w:tcW w:type="dxa" w:w="2114"/>
+          </w:tcPr>
+          <w:p>
+            <w:pPr>
+              <w:spacing w:after="40"/>
+            </w:pPr>
+            <w:r>
+              <w:rPr>
+                <w:rFonts w:ascii="Calibri" w:hAnsi="Calibri"/>
+                <w:sz w:val="16"/>
+              </w:rPr>
+              <w:t>Данные и модели</w:t>
+            </w:r>
+          </w:p>
+        </w:tc>
       </w:tr>
       <w:tr>
         <w:tc>
@@ -792,23 +792,6 @@
                 <w:sz w:val="16"/>
               </w:rPr>
               <w:t>REQ-06</w:t>
-            </w:r>
-          </w:p>
-        </w:tc>
-        <w:tc>
-          <w:tcPr>
-            <w:tcW w:type="dxa" w:w="2114"/>
-          </w:tcPr>
-          <w:p>
-            <w:pPr>
-              <w:spacing w:after="40"/>
-            </w:pPr>
-            <w:r>
-              <w:rPr>
-                <w:rFonts w:ascii="Calibri" w:hAnsi="Calibri"/>
-                <w:sz w:val="16"/>
-              </w:rPr>
-              <w:t>Нефункциональное</w:t>
             </w:r>
           </w:p>
         </w:tc>
@@ -897,6 +880,23 @@
             </w:r>
           </w:p>
         </w:tc>
+        <w:tc>
+          <w:tcPr>
+            <w:tcW w:type="dxa" w:w="2114"/>
+          </w:tcPr>
+          <w:p>
+            <w:pPr>
+              <w:spacing w:after="40"/>
+            </w:pPr>
+            <w:r>
+              <w:rPr>
+                <w:rFonts w:ascii="Calibri" w:hAnsi="Calibri"/>
+                <w:sz w:val="16"/>
+              </w:rPr>
+              <w:t>Данные и модели</w:t>
+            </w:r>
+          </w:p>
+        </w:tc>
       </w:tr>
       <w:tr>
         <w:tc>
@@ -913,23 +913,6 @@
                 <w:sz w:val="16"/>
               </w:rPr>
               <w:t>REQ-07</w:t>
-            </w:r>
-          </w:p>
-        </w:tc>
-        <w:tc>
-          <w:tcPr>
-            <w:tcW w:type="dxa" w:w="2114"/>
-          </w:tcPr>
-          <w:p>
-            <w:pPr>
-              <w:spacing w:after="40"/>
-            </w:pPr>
-            <w:r>
-              <w:rPr>
-                <w:rFonts w:ascii="Calibri" w:hAnsi="Calibri"/>
-                <w:sz w:val="16"/>
-              </w:rPr>
-              <w:t>Функциональное</w:t>
             </w:r>
           </w:p>
         </w:tc>
@@ -1018,6 +1001,23 @@
             </w:r>
           </w:p>
         </w:tc>
+        <w:tc>
+          <w:tcPr>
+            <w:tcW w:type="dxa" w:w="2114"/>
+          </w:tcPr>
+          <w:p>
+            <w:pPr>
+              <w:spacing w:after="40"/>
+            </w:pPr>
+            <w:r>
+              <w:rPr>
+                <w:rFonts w:ascii="Calibri" w:hAnsi="Calibri"/>
+                <w:sz w:val="16"/>
+              </w:rPr>
+              <w:t>Данные и модели</w:t>
+            </w:r>
+          </w:p>
+        </w:tc>
       </w:tr>
       <w:tr>
         <w:tc>
@@ -1034,23 +1034,6 @@
                 <w:sz w:val="16"/>
               </w:rPr>
               <w:t>REQ-08</w:t>
-            </w:r>
-          </w:p>
-        </w:tc>
-        <w:tc>
-          <w:tcPr>
-            <w:tcW w:type="dxa" w:w="2114"/>
-          </w:tcPr>
-          <w:p>
-            <w:pPr>
-              <w:spacing w:after="40"/>
-            </w:pPr>
-            <w:r>
-              <w:rPr>
-                <w:rFonts w:ascii="Calibri" w:hAnsi="Calibri"/>
-                <w:sz w:val="16"/>
-              </w:rPr>
-              <w:t>Функциональное</w:t>
             </w:r>
           </w:p>
         </w:tc>
@@ -1139,6 +1122,23 @@
             </w:r>
           </w:p>
         </w:tc>
+        <w:tc>
+          <w:tcPr>
+            <w:tcW w:type="dxa" w:w="2114"/>
+          </w:tcPr>
+          <w:p>
+            <w:pPr>
+              <w:spacing w:after="40"/>
+            </w:pPr>
+            <w:r>
+              <w:rPr>
+                <w:rFonts w:ascii="Calibri" w:hAnsi="Calibri"/>
+                <w:sz w:val="16"/>
+              </w:rPr>
+              <w:t>Заказчик / руководитель</w:t>
+            </w:r>
+          </w:p>
+        </w:tc>
       </w:tr>
       <w:tr>
         <w:tc>
@@ -1155,23 +1155,6 @@
                 <w:sz w:val="16"/>
               </w:rPr>
               <w:t>REQ-09</w:t>
-            </w:r>
-          </w:p>
-        </w:tc>
-        <w:tc>
-          <w:tcPr>
-            <w:tcW w:type="dxa" w:w="2114"/>
-          </w:tcPr>
-          <w:p>
-            <w:pPr>
-              <w:spacing w:after="40"/>
-            </w:pPr>
-            <w:r>
-              <w:rPr>
-                <w:rFonts w:ascii="Calibri" w:hAnsi="Calibri"/>
-                <w:sz w:val="16"/>
-              </w:rPr>
-              <w:t>Функциональное</w:t>
             </w:r>
           </w:p>
         </w:tc>
@@ -1260,6 +1243,23 @@
             </w:r>
           </w:p>
         </w:tc>
+        <w:tc>
+          <w:tcPr>
+            <w:tcW w:type="dxa" w:w="2114"/>
+          </w:tcPr>
+          <w:p>
+            <w:pPr>
+              <w:spacing w:after="40"/>
+            </w:pPr>
+            <w:r>
+              <w:rPr>
+                <w:rFonts w:ascii="Calibri" w:hAnsi="Calibri"/>
+                <w:sz w:val="16"/>
+              </w:rPr>
+              <w:t>Данные и модели</w:t>
+            </w:r>
+          </w:p>
+        </w:tc>
       </w:tr>
       <w:tr>
         <w:tc>
@@ -1276,23 +1276,6 @@
                 <w:sz w:val="16"/>
               </w:rPr>
               <w:t>REQ-10</w:t>
-            </w:r>
-          </w:p>
-        </w:tc>
-        <w:tc>
-          <w:tcPr>
-            <w:tcW w:type="dxa" w:w="2114"/>
-          </w:tcPr>
-          <w:p>
-            <w:pPr>
-              <w:spacing w:after="40"/>
-            </w:pPr>
-            <w:r>
-              <w:rPr>
-                <w:rFonts w:ascii="Calibri" w:hAnsi="Calibri"/>
-                <w:sz w:val="16"/>
-              </w:rPr>
-              <w:t>Нефункциональное</w:t>
             </w:r>
           </w:p>
         </w:tc>
@@ -1381,6 +1364,23 @@
             </w:r>
           </w:p>
         </w:tc>
+        <w:tc>
+          <w:tcPr>
+            <w:tcW w:type="dxa" w:w="2114"/>
+          </w:tcPr>
+          <w:p>
+            <w:pPr>
+              <w:spacing w:after="40"/>
+            </w:pPr>
+            <w:r>
+              <w:rPr>
+                <w:rFonts w:ascii="Calibri" w:hAnsi="Calibri"/>
+                <w:sz w:val="16"/>
+              </w:rPr>
+              <w:t>Данные и модели</w:t>
+            </w:r>
+          </w:p>
+        </w:tc>
       </w:tr>
       <w:tr>
         <w:tc>
@@ -1397,23 +1397,6 @@
                 <w:sz w:val="16"/>
               </w:rPr>
               <w:t>REQ-11</w:t>
-            </w:r>
-          </w:p>
-        </w:tc>
-        <w:tc>
-          <w:tcPr>
-            <w:tcW w:type="dxa" w:w="2114"/>
-          </w:tcPr>
-          <w:p>
-            <w:pPr>
-              <w:spacing w:after="40"/>
-            </w:pPr>
-            <w:r>
-              <w:rPr>
-                <w:rFonts w:ascii="Calibri" w:hAnsi="Calibri"/>
-                <w:sz w:val="16"/>
-              </w:rPr>
-              <w:t>Нефункциональное</w:t>
             </w:r>
           </w:p>
         </w:tc>
@@ -1502,6 +1485,23 @@
             </w:r>
           </w:p>
         </w:tc>
+        <w:tc>
+          <w:tcPr>
+            <w:tcW w:type="dxa" w:w="2114"/>
+          </w:tcPr>
+          <w:p>
+            <w:pPr>
+              <w:spacing w:after="40"/>
+            </w:pPr>
+            <w:r>
+              <w:rPr>
+                <w:rFonts w:ascii="Calibri" w:hAnsi="Calibri"/>
+                <w:sz w:val="16"/>
+              </w:rPr>
+              <w:t>Данные и модели</w:t>
+            </w:r>
+          </w:p>
+        </w:tc>
       </w:tr>
       <w:tr>
         <w:tc>
@@ -1518,23 +1518,6 @@
                 <w:sz w:val="16"/>
               </w:rPr>
               <w:t>REQ-12</w:t>
-            </w:r>
-          </w:p>
-        </w:tc>
-        <w:tc>
-          <w:tcPr>
-            <w:tcW w:type="dxa" w:w="2114"/>
-          </w:tcPr>
-          <w:p>
-            <w:pPr>
-              <w:spacing w:after="40"/>
-            </w:pPr>
-            <w:r>
-              <w:rPr>
-                <w:rFonts w:ascii="Calibri" w:hAnsi="Calibri"/>
-                <w:sz w:val="16"/>
-              </w:rPr>
-              <w:t>Данные</w:t>
             </w:r>
           </w:p>
         </w:tc>
@@ -1623,6 +1606,23 @@
             </w:r>
           </w:p>
         </w:tc>
+        <w:tc>
+          <w:tcPr>
+            <w:tcW w:type="dxa" w:w="2114"/>
+          </w:tcPr>
+          <w:p>
+            <w:pPr>
+              <w:spacing w:after="40"/>
+            </w:pPr>
+            <w:r>
+              <w:rPr>
+                <w:rFonts w:ascii="Calibri" w:hAnsi="Calibri"/>
+                <w:sz w:val="16"/>
+              </w:rPr>
+              <w:t>Разработка</w:t>
+            </w:r>
+          </w:p>
+        </w:tc>
       </w:tr>
       <w:tr>
         <w:tc>
@@ -1639,23 +1639,6 @@
                 <w:sz w:val="16"/>
               </w:rPr>
               <w:t>REQ-13</w:t>
-            </w:r>
-          </w:p>
-        </w:tc>
-        <w:tc>
-          <w:tcPr>
-            <w:tcW w:type="dxa" w:w="2114"/>
-          </w:tcPr>
-          <w:p>
-            <w:pPr>
-              <w:spacing w:after="40"/>
-            </w:pPr>
-            <w:r>
-              <w:rPr>
-                <w:rFonts w:ascii="Calibri" w:hAnsi="Calibri"/>
-                <w:sz w:val="16"/>
-              </w:rPr>
-              <w:t>Данные</w:t>
             </w:r>
           </w:p>
         </w:tc>
@@ -1744,6 +1727,23 @@
             </w:r>
           </w:p>
         </w:tc>
+        <w:tc>
+          <w:tcPr>
+            <w:tcW w:type="dxa" w:w="2114"/>
+          </w:tcPr>
+          <w:p>
+            <w:pPr>
+              <w:spacing w:after="40"/>
+            </w:pPr>
+            <w:r>
+              <w:rPr>
+                <w:rFonts w:ascii="Calibri" w:hAnsi="Calibri"/>
+                <w:sz w:val="16"/>
+              </w:rPr>
+              <w:t>Данные и модели</w:t>
+            </w:r>
+          </w:p>
+        </w:tc>
       </w:tr>
       <w:tr>
         <w:tc>
@@ -1760,23 +1760,6 @@
                 <w:sz w:val="16"/>
               </w:rPr>
               <w:t>REQ-14</w:t>
-            </w:r>
-          </w:p>
-        </w:tc>
-        <w:tc>
-          <w:tcPr>
-            <w:tcW w:type="dxa" w:w="2114"/>
-          </w:tcPr>
-          <w:p>
-            <w:pPr>
-              <w:spacing w:after="40"/>
-            </w:pPr>
-            <w:r>
-              <w:rPr>
-                <w:rFonts w:ascii="Calibri" w:hAnsi="Calibri"/>
-                <w:sz w:val="16"/>
-              </w:rPr>
-              <w:t>Функциональное</w:t>
             </w:r>
           </w:p>
         </w:tc>
@@ -1865,6 +1848,23 @@
             </w:r>
           </w:p>
         </w:tc>
+        <w:tc>
+          <w:tcPr>
+            <w:tcW w:type="dxa" w:w="2114"/>
+          </w:tcPr>
+          <w:p>
+            <w:pPr>
+              <w:spacing w:after="40"/>
+            </w:pPr>
+            <w:r>
+              <w:rPr>
+                <w:rFonts w:ascii="Calibri" w:hAnsi="Calibri"/>
+                <w:sz w:val="16"/>
+              </w:rPr>
+              <w:t>Разработка</w:t>
+            </w:r>
+          </w:p>
+        </w:tc>
       </w:tr>
       <w:tr>
         <w:tc>
@@ -1881,23 +1881,6 @@
                 <w:sz w:val="16"/>
               </w:rPr>
               <w:t>REQ-15</w:t>
-            </w:r>
-          </w:p>
-        </w:tc>
-        <w:tc>
-          <w:tcPr>
-            <w:tcW w:type="dxa" w:w="2114"/>
-          </w:tcPr>
-          <w:p>
-            <w:pPr>
-              <w:spacing w:after="40"/>
-            </w:pPr>
-            <w:r>
-              <w:rPr>
-                <w:rFonts w:ascii="Calibri" w:hAnsi="Calibri"/>
-                <w:sz w:val="16"/>
-              </w:rPr>
-              <w:t>Ограничение</w:t>
             </w:r>
           </w:p>
         </w:tc>
@@ -1983,6 +1966,23 @@
                 <w:sz w:val="16"/>
               </w:rPr>
               <w:t>Есть в прототипе</w:t>
+            </w:r>
+          </w:p>
+        </w:tc>
+        <w:tc>
+          <w:tcPr>
+            <w:tcW w:type="dxa" w:w="2114"/>
+          </w:tcPr>
+          <w:p>
+            <w:pPr>
+              <w:spacing w:after="40"/>
+            </w:pPr>
+            <w:r>
+              <w:rPr>
+                <w:rFonts w:ascii="Calibri" w:hAnsi="Calibri"/>
+                <w:sz w:val="16"/>
+              </w:rPr>
+              <w:t>Разработка</w:t>
             </w:r>
           </w:p>
         </w:tc>
